--- a/shared/output/hypotheekakte_3643700.docx
+++ b/shared/output/hypotheekakte_3643700.docx
@@ -7,7 +7,16 @@
         <w:ind w:right="96"/>
       </w:pPr>
       <w:r>
-        <w:t>Vandaag, , verschenen voor mij, , notaris, met plaats van vestiging ,</w:t>
+        <w:t xml:space="preserve">Heden, </w:t>
+      </w:r>
+      <w:r>
+        <w:rPr>
+          <w:highlight w:val="yellow"/>
+        </w:rPr>
+        <w:t>tien juni tweeduizend tweeëntwintig</w:t>
+      </w:r>
+      <w:r>
+        <w:t>, verschenen voor mij, mr. Stephanus Johannes Gerardus de Kort, notaris, met plaats van vestiging Altena,</w:t>
       </w:r>
     </w:p>
     <w:p>
@@ -15,13 +24,35 @@
       <w:r>
         <w:t>A.</w:t>
         <w:tab/>
-        <w:t xml:space="preserve">M A CRUM (M.A.), geboren te  op negentien februari negentienhonderdeenennegentig, wonende te 4223NL HOORNAAR, Oudendijk 14, </w:t>
+        <w:t xml:space="preserve">de heer MARINUS ADRIAAN CRUM, geboren te GORINCHEM op negentien februari negentienhonderdeenennegentig, </w:t>
       </w:r>
     </w:p>
     <w:p>
       <w:pPr/>
       <w:r>
-        <w:t xml:space="preserve">P CRUM-BIKKER (P. Crum-Bikker), geboren te  op tien februari negentienhonderdeenennegentig, wonende te 4223NL HOORNAAR, Oudendijk 14, </w:t>
+        <w:t xml:space="preserve">mevrouw PIETERNELLA BIKKER, geboren te GORINCHEM op tien februari negentienhonderdeenennegentig, </w:t>
+      </w:r>
+    </w:p>
+    <w:p>
+      <w:pPr>
+        <w:ind w:firstLine="720"/>
+      </w:pPr>
+      <w:r>
+        <w:rPr>
+          <w:rFonts w:ascii="Arial" w:hAnsi="Arial" w:cs="Arial"/>
+          <w:sz w:val="24"/>
+          <w:szCs w:val="24"/>
+          <w:highlight w:val="yellow"/>
+        </w:rPr>
+        <w:t>[zonder/onder]</w:t>
+      </w:r>
+      <w:r>
+        <w:rPr>
+          <w:rFonts w:ascii="Arial" w:hAnsi="Arial" w:cs="Arial"/>
+          <w:sz w:val="24"/>
+          <w:szCs w:val="24"/>
+        </w:rPr>
+        <w:t xml:space="preserve"> het maken van huwelijkse voorwaarden gehuwd, tezamen wonende te 4223 NL Hoornaar, Oudendijk 14, </w:t>
       </w:r>
     </w:p>
     <w:p>
@@ -66,6 +97,12 @@
         <w:t>B.</w:t>
         <w:tab/>
         <w:t xml:space="preserve">  </w:t>
+      </w:r>
+      <w:r>
+        <w:rPr>
+          <w:highlight w:val="yellow"/>
+        </w:rPr>
+        <w:t>[gevolmachtigde bank — invullen]</w:t>
       </w:r>
     </w:p>
     <w:p>
@@ -496,7 +533,7 @@
     <w:p>
       <w:pPr/>
       <w:r>
-        <w:t>het recht van eigendom met betrekking tot de woning met ondergrond, erf, tuin en verder aanhorigheden, plaatselijk bekend Oudendijk 14, 4223NL HOORNAAR, kadastraal bekend gemeente , sectie , nummer , groot ,</w:t>
+        <w:t>het recht van eigendom met betrekking tot de woning met ondergrond, erf, tuin en verder aanhorigheden, plaatselijk bekend Oudendijk 14, 4223 NL Hoornaar, kadastraal bekend gemeente Hoornaar, sectie B, nummer 1308, groot 121 m²,</w:t>
       </w:r>
     </w:p>
     <w:p>
@@ -1205,25 +1242,68 @@
           <w:sz w:val="24"/>
           <w:szCs w:val="24"/>
         </w:rPr>
-        <w:t xml:space="preserve">De comparanten zijn mij, notaris, bekend.</w:t>
+        <w:t xml:space="preserve">Deze akte is verleden te Andel, gemeente Altena, op de datum in het hoofd van deze akte vermeld.</w:t>
       </w:r>
     </w:p>
     <w:p>
       <w:pPr/>
       <w:r>
-        <w:t>WAARVAN AKTE is verleden te  op de datum in het hoofd van deze akte vermeld.</w:t>
+        <w:rPr>
+          <w:rFonts w:ascii="Arial" w:hAnsi="Arial" w:cs="Arial"/>
+          <w:sz w:val="24"/>
+          <w:szCs w:val="24"/>
+        </w:rPr>
+        <w:t xml:space="preserve">De verschenen personen zijn mij, notaris, bekend en de identiteit van de bij deze akte betrokken verschenen personen is door mij, notaris, aan de hand van de daartoe bestemde documenten vastgesteld.</w:t>
       </w:r>
     </w:p>
     <w:p>
       <w:pPr/>
       <w:r>
-        <w:t xml:space="preserve">De zakelijke inhoud van de akte is aan de comparanten opgegeven en toegelicht. De comparanten hebben verklaard op volledige voorlezing van de akte geen prijs te stellen, tijdig voor het verlijden van de inhoud van de akte te hebben kennis genomen.</w:t>
+        <w:rPr>
+          <w:rFonts w:ascii="Arial" w:hAnsi="Arial" w:cs="Arial"/>
+          <w:sz w:val="24"/>
+          <w:szCs w:val="24"/>
+        </w:rPr>
+        <w:t xml:space="preserve">De zakelijke inhoud van de akte is aan de verschenen personen opgegeven en toegelicht.</w:t>
       </w:r>
     </w:p>
     <w:p>
       <w:pPr/>
       <w:r>
-        <w:t>Deze akte is beperkt voorgelezen en onmiddellijk daarna ondertekend, eerst door de comparanten en vervolgens door mij, notaris, om .</w:t>
+        <w:rPr>
+          <w:rFonts w:ascii="Arial" w:hAnsi="Arial" w:cs="Arial"/>
+          <w:sz w:val="24"/>
+          <w:szCs w:val="24"/>
+        </w:rPr>
+        <w:t xml:space="preserve">De verschenen personen hebben verklaard op volledige voorlezing van de akte geen prijs te stellen en dat zij en hun volmachtgever(s) tijdig voor het verlijden van de inhoud van de akte hebben kennis genomen en zijn gewezen op de gevolgen die voor partijen uit de akte voortvloeien, alsmede met de inhoud van de akte in te stemmen.</w:t>
+      </w:r>
+    </w:p>
+    <w:p>
+      <w:pPr/>
+      <w:r>
+        <w:rPr>
+          <w:rFonts w:ascii="Arial" w:hAnsi="Arial" w:cs="Arial"/>
+          <w:sz w:val="24"/>
+          <w:szCs w:val="24"/>
+        </w:rPr>
+        <w:t xml:space="preserve">Daarna is de akte beperkt voorgelezen en onmiddellijk door de verschenen personen en mij, notaris, ondertekend, om </w:t>
+      </w:r>
+      <w:r>
+        <w:rPr>
+          <w:rFonts w:ascii="Arial" w:hAnsi="Arial" w:cs="Arial"/>
+          <w:sz w:val="24"/>
+          <w:szCs w:val="24"/>
+          <w:highlight w:val="yellow"/>
+        </w:rPr>
+        <w:t>......</w:t>
+      </w:r>
+      <w:r>
+        <w:rPr>
+          <w:rFonts w:ascii="Arial" w:hAnsi="Arial" w:cs="Arial"/>
+          <w:sz w:val="24"/>
+          <w:szCs w:val="24"/>
+        </w:rPr>
+        <w:t xml:space="preserve"> uur.</w:t>
       </w:r>
     </w:p>
     <w:sectPr>
